--- a/cv/resume/Obed_Alemya_Resume.docx
+++ b/cv/resume/Obed_Alemya_Resume.docx
@@ -40,7 +40,7 @@
     </w:p>
     <w:p>
       <w:r>
-        <w:t>Software engineer: backend systems, cloud infrastructure and automation. Currently own infrastructure cost and platform work on a production AWS estate; previously cut deployment errors 20% with QA automation. First Class BSc Computer Science (KNUST), ALX backend. Toward data science.</w:t>
+        <w:t>Software engineer: backend systems, cloud infrastructure and automation. Led the migration of a production stack from AWS to low-cost infrastructure on Render; previously cut deployment errors 20% with QA automation. First Class BSc Computer Science (KNUST), ALX backend.</w:t>
       </w:r>
     </w:p>
     <w:p>
@@ -67,7 +67,7 @@
         <w:pStyle w:val="ListBullet"/>
       </w:pPr>
       <w:r>
-        <w:t>Own the low-cost infrastructure project end to end: documented the production AWS estate (ECS Fargate, ECR, S3, CloudWatch, API Gateway, Amplify, Secrets Manager), presented milestone reviews, and researched low-cost alternatives.</w:t>
+        <w:t>Lead the Low-Cost Infrastructure project: researched, evaluated and planned the transition of the production stack from AWS to low-cost and free-tier providers.</w:t>
       </w:r>
     </w:p>
     <w:p>
@@ -75,7 +75,7 @@
         <w:pStyle w:val="ListBullet"/>
       </w:pPr>
       <w:r>
-        <w:t>Drove cloud cost optimization: right-sized ECS allocations and follow-up reviews, reducing the November 2025 bill to $353.26/month from a higher baseline.</w:t>
+        <w:t>Documented the production AWS estate (ECS Fargate, ECR, S3, CloudWatch, API Gateway, Amplify, Secrets Manager) and drove cost optimization, bringing the PROD bill to $353.26/month.</w:t>
       </w:r>
     </w:p>
     <w:p>
@@ -83,7 +83,7 @@
         <w:pStyle w:val="ListBullet"/>
       </w:pPr>
       <w:r>
-        <w:t>Authored the AWS to Firebase/GCP migration analysis (cost model $332-488/month vs $353.26, effort and risk assessment) with the recommendation to optimize AWS instead of migrating.</w:t>
+        <w:t>Authored the AWS to Firebase/GCP migration analysis and the provider comparison matrix (Render, Railway, Cloudflare, Fly.io, Vercel) with scaling thresholds and a decision framework for stakeholders.</w:t>
       </w:r>
     </w:p>
     <w:p>
@@ -91,7 +91,7 @@
         <w:pStyle w:val="ListBullet"/>
       </w:pPr>
       <w:r>
-        <w:t>Set up and validated new production infrastructure on Render with MongoDB Atlas access roles ahead of cutover.</w:t>
+        <w:t>Planned and executed the phased migration to Render, starting with the most resource-intensive service (botai), then be-app and fe-web: dual-workspace Hobby setup, hybrid secret management, Squarespace DNS and SSL cutover, and end-to-end validation including Stripe and auth flows.</w:t>
       </w:r>
     </w:p>
     <w:p>
@@ -232,7 +232,7 @@
         <w:t xml:space="preserve">Cloud &amp; DevOps: </w:t>
       </w:r>
       <w:r>
-        <w:t>AWS (ECS Fargate, ECR, S3, CloudWatch, API Gateway, Amplify, Lambda, Secrets Manager), Docker, GitHub Actions, Nginx, HAProxy, Puppet, Fabric, Certbot, Render, Firebase, MongoDB Atlas</w:t>
+        <w:t>AWS (ECS Fargate, ECR, S3, CloudWatch, API Gateway, Amplify, Lambda, Secrets Manager), Render, Docker, GitHub Actions, Nginx, HAProxy, Puppet, Fabric, Certbot, Firebase, MongoDB Atlas</w:t>
       </w:r>
     </w:p>
     <w:p>

--- a/cv/resume/Obed_Alemya_Resume.docx
+++ b/cv/resume/Obed_Alemya_Resume.docx
@@ -91,7 +91,7 @@
         <w:pStyle w:val="ListBullet"/>
       </w:pPr>
       <w:r>
-        <w:t>Planned and executed the phased migration to Render, starting with the most resource-intensive service (botai), then be-app and fe-web: dual-workspace Hobby setup, hybrid secret management, Squarespace DNS and SSL cutover, and end-to-end validation including Stripe and auth flows.</w:t>
+        <w:t>Planned and executed the phased migration to Render, starting with the most resource-intensive service (the ML conversation service), then the main API service and the web frontend: dual-workspace Hobby setup, hybrid secret management, Squarespace DNS and SSL cutover, and end-to-end validation including Stripe and auth flows.</w:t>
       </w:r>
     </w:p>
     <w:p>

--- a/cv/resume/Obed_Alemya_Resume.docx
+++ b/cv/resume/Obed_Alemya_Resume.docx
@@ -40,7 +40,7 @@
     </w:p>
     <w:p>
       <w:r>
-        <w:t>Software engineer: backend systems, cloud infrastructure and automation. Led the migration of a production stack from AWS to low-cost infrastructure on Render; previously cut deployment errors 20% with QA automation. First Class BSc Computer Science (KNUST), ALX backend.</w:t>
+        <w:t>Software engineer: backend systems, cloud infrastructure and automation. Led a project that assessed a production estate and its cost, then planned and executed its migration from AWS to Render; previously cut deployment errors 20% with QA automation. First Class BSc Computer Science (KNUST), ALX backend.</w:t>
       </w:r>
     </w:p>
     <w:p>
@@ -67,15 +67,7 @@
         <w:pStyle w:val="ListBullet"/>
       </w:pPr>
       <w:r>
-        <w:t>Lead the Low-Cost Infrastructure project: researched, evaluated and planned the transition of the production stack from AWS to low-cost and free-tier providers.</w:t>
-      </w:r>
-    </w:p>
-    <w:p>
-      <w:pPr>
-        <w:pStyle w:val="ListBullet"/>
-      </w:pPr>
-      <w:r>
-        <w:t>Documented the production AWS estate (ECS Fargate, ECR, S3, CloudWatch, API Gateway, Amplify, Secrets Manager) and drove cost optimization, bringing the PROD bill to $353.26/month.</w:t>
+        <w:t>Led a project assessing the production infrastructure and its cost: documented the AWS estate (ECS Fargate, ECR, S3, CloudWatch, API Gateway, Amplify, Secrets Manager), built the provider comparison and decision framework, and executed the phased migration to Render (heaviest service first) with tag-based GitHub Actions deploys, DNS and SSL cutover, and end-to-end validation.</w:t>
       </w:r>
     </w:p>
     <w:p>
@@ -92,6 +84,14 @@
       </w:pPr>
       <w:r>
         <w:t>Planned and executed the phased migration to Render, starting with the most resource-intensive service (the ML conversation service), then the main API service and the web frontend: dual-workspace Hobby setup, hybrid secret management, Squarespace DNS and SSL cutover, and end-to-end validation including Stripe and auth flows.</w:t>
+      </w:r>
+    </w:p>
+    <w:p>
+      <w:pPr>
+        <w:pStyle w:val="ListBullet"/>
+      </w:pPr>
+      <w:r>
+        <w:t>Rebuilt CI/CD on Render with tag-based GitHub Actions workflows (RENDER-*), post-deploy health checks and a keep-warm ping workflow for free-tier services; chose email alerting over webhooks on cost grounds.</w:t>
       </w:r>
     </w:p>
     <w:p>
@@ -300,10 +300,10 @@
         <w:rPr>
           <w:b/>
         </w:rPr>
-        <w:t xml:space="preserve">Airbnb Clone (ALX). </w:t>
+        <w:t xml:space="preserve">Automated Fish Feeder System. </w:t>
       </w:r>
       <w:r>
-        <w:t>Simplified Airbnb with Nginx load balancing, Puppet, Certbot and Datadog monitoring.</w:t>
+        <w:t>IoT final-year project: sensor-driven control for feeding and water management; about 40% less manual labor on small-scale farms.</w:t>
       </w:r>
     </w:p>
     <w:p>
@@ -311,10 +311,10 @@
         <w:rPr>
           <w:b/>
         </w:rPr>
-        <w:t xml:space="preserve">The Perfectionism Trap (2025). </w:t>
+        <w:t xml:space="preserve">Airbnb Clone (ALX). </w:t>
       </w:r>
       <w:r>
-        <w:t>Research on iterative AI feedback loops and semantic drift; experimental pipeline alternating GPT-4/GPT-3.5 with Sentence Transformer similarity metrics.</w:t>
+        <w:t>Simplified Airbnb with Nginx load balancing, Puppet, Certbot and Datadog monitoring.</w:t>
       </w:r>
     </w:p>
     <w:sectPr>
